--- a/README.md.docx
+++ b/README.md.docx
@@ -13,8 +13,6 @@
           <w:lang w:val="en-US" w:eastAsia="zh-CN"/>
         </w:rPr>
       </w:pPr>
-      <w:bookmarkStart w:id="0" w:name="_GoBack"/>
-      <w:bookmarkEnd w:id="0"/>
       <w:r>
         <w:rPr>
           <w:rFonts w:hint="eastAsia"/>
@@ -11875,26 +11873,57 @@
           <w:ilvl w:val="0"/>
           <w:numId w:val="0"/>
         </w:numPr>
-        <w:rPr>
-          <w:rFonts w:hint="default"/>
-          <w:b w:val="0"/>
-          <w:bCs w:val="0"/>
-          <w:sz w:val="21"/>
-          <w:szCs w:val="21"/>
-          <w:lang w:val="en-US" w:eastAsia="zh-CN"/>
-        </w:rPr>
-      </w:pPr>
-      <w:r>
-        <w:rPr>
-          <w:rFonts w:hint="default"/>
-          <w:b w:val="0"/>
-          <w:bCs w:val="0"/>
-          <w:sz w:val="21"/>
-          <w:szCs w:val="21"/>
-          <w:lang w:val="en-US" w:eastAsia="zh-CN"/>
-        </w:rPr>
-        <w:t xml:space="preserve">    print("Файл бос немесе сандар жоқ.")</w:t>
-      </w:r>
+        <w:ind w:firstLine="420"/>
+        <w:rPr>
+          <w:rFonts w:hint="default"/>
+          <w:b w:val="0"/>
+          <w:bCs w:val="0"/>
+          <w:sz w:val="21"/>
+          <w:szCs w:val="21"/>
+          <w:lang w:val="en-US" w:eastAsia="zh-CN"/>
+        </w:rPr>
+      </w:pPr>
+      <w:r>
+        <w:rPr>
+          <w:rFonts w:hint="default"/>
+          <w:b w:val="0"/>
+          <w:bCs w:val="0"/>
+          <w:sz w:val="21"/>
+          <w:szCs w:val="21"/>
+          <w:lang w:val="en-US" w:eastAsia="zh-CN"/>
+        </w:rPr>
+        <w:t>print("Файл бос немесе сандар жоқ.")</w:t>
+      </w:r>
+    </w:p>
+    <w:p>
+      <w:pPr>
+        <w:numPr>
+          <w:ilvl w:val="0"/>
+          <w:numId w:val="0"/>
+        </w:numPr>
+        <w:ind w:firstLine="420"/>
+        <w:rPr>
+          <w:rFonts w:hint="default"/>
+          <w:b w:val="0"/>
+          <w:bCs w:val="0"/>
+          <w:sz w:val="21"/>
+          <w:szCs w:val="21"/>
+          <w:lang w:val="en-US" w:eastAsia="zh-CN"/>
+        </w:rPr>
+      </w:pPr>
+      <w:r>
+        <w:rPr>
+          <w:rFonts w:hint="eastAsia"/>
+          <w:b w:val="0"/>
+          <w:bCs w:val="0"/>
+          <w:sz w:val="21"/>
+          <w:szCs w:val="21"/>
+          <w:lang w:val="en-US" w:eastAsia="zh-CN"/>
+        </w:rPr>
+        <w:t>feature-update</w:t>
+      </w:r>
+      <w:bookmarkStart w:id="0" w:name="_GoBack"/>
+      <w:bookmarkEnd w:id="0"/>
     </w:p>
     <w:sectPr>
       <w:pgSz w:w="11906" w:h="16838"/>
